--- a/tailored/cv_innovent_mern-full-stack-developer.docx
+++ b/tailored/cv_innovent_mern-full-stack-developer.docx
@@ -17,7 +17,7 @@
     </w:p>
     <w:p>
       <w:r>
-        <w:t>📧 muzzamilhassandev@gmail.com | 📱 +923055779207 | 💼 https://www.linkedin.com/in/muzzamilhassann/ | 🌐 https://github.com/muzzamilhassan/ | 🖼️ https://muzzamilhassandev.vercel.app/</w:t>
+        <w:t>📧 muzzamilhassandev@gmail.com | 📱 +923055779207 | 💼 https://www.linkedin.com/in/muzzamilhassann/ | 🌐 https://github.com/muzzamilhassan/ | 🖥️ https://muzzamilhassandev.vercel.app/</w:t>
       </w:r>
     </w:p>
     <w:p>
@@ -30,7 +30,7 @@
     </w:p>
     <w:p>
       <w:r>
-        <w:t>Full Stack Developer with expertise in the MERN stack (MongoDB, Express.js, React.js, Node.js) and TypeScript, specializing in architecting and shipping production-grade SaaS products. Proficient in building responsive user interfaces with React, developing server-side applications with Node.js and Express.js, and working with MongoDB and other NoSQL databases. Experienced in creating RESTful APIs, integrating third-party services, and implementing secure authentication systems. Strong background in performance optimization, SEO, and accessibility standards.</w:t>
+        <w:t>Full Stack Developer with expertise in the MERN stack (MongoDB, Express.js, React.js, Node.js) and TypeScript, specializing in architecting and shipping production-grade SaaS products. Proficient in building scalable REST APIs, responsive user interfaces, and full-stack applications with a focus on performance, security, and best practices.</w:t>
       </w:r>
     </w:p>
     <w:p>
@@ -46,7 +46,7 @@
         <w:pStyle w:val="ListBullet"/>
       </w:pPr>
       <w:r>
-        <w:t>**Frontend**: React.js, Next.js, HTML5, CSS3, JavaScript (ES6+), TypeScript, Tailwind CSS</w:t>
+        <w:t>**Frontend**: React.js, Next.js, HTML5, CSS3, JavaScript (ES6+), TypeScript, Redux Toolkit, TanStack Query, Tailwind CSS</w:t>
       </w:r>
     </w:p>
     <w:p>
@@ -54,7 +54,7 @@
         <w:pStyle w:val="ListBullet"/>
       </w:pPr>
       <w:r>
-        <w:t>**Backend**: Node.js, Express.js, REST API Design, JWT/OAuth2 Authentication, RBAC</w:t>
+        <w:t>**Backend**: Node.js, Express.js, NestJS, REST API Design, JWT/OAuth2 Authentication, RBAC</w:t>
       </w:r>
     </w:p>
     <w:p>
@@ -70,7 +70,7 @@
         <w:pStyle w:val="ListBullet"/>
       </w:pPr>
       <w:r>
-        <w:t>**Development Tools**: Git, GitHub, Docker, Vercel, AWS Amplify, JIRA</w:t>
+        <w:t>**Development Tools**: Git, GitHub, Docker, Vercel, AWS Amplify, GitHub Actions</w:t>
       </w:r>
     </w:p>
     <w:p>
@@ -78,7 +78,7 @@
         <w:pStyle w:val="ListBullet"/>
       </w:pPr>
       <w:r>
-        <w:t>**Additional**: Component architecture, Lazy Loading, Code Splitting, SEO, a11y, Performance Optimization</w:t>
+        <w:t>**Additional**: Web application security best practices, Agile methodologies, Component architecture, Performance Optimization</w:t>
       </w:r>
     </w:p>
     <w:p>
@@ -90,8 +90,16 @@
       </w:r>
     </w:p>
     <w:p>
+      <w:pPr>
+        <w:pStyle w:val="Heading3"/>
+      </w:pPr>
       <w:r>
-        <w:t>**Full Stack Developer** | Revnix (fmr. Revnix Technologies) | Jan 2025 - Present</w:t>
+        <w:t>Full Stack Developer | Revnix (fmr. Revnix Technologies)</w:t>
+      </w:r>
+    </w:p>
+    <w:p>
+      <w:r>
+        <w:t>*Jan 2025 - Present | Islamabad, Pakistan*</w:t>
       </w:r>
     </w:p>
     <w:p>
@@ -99,7 +107,7 @@
         <w:pStyle w:val="ListBullet"/>
       </w:pPr>
       <w:r>
-        <w:t>Architected and shipped production features for an enterprise headless CMS using Next.js, React.js, and TypeScript</w:t>
+        <w:t>Architected and shipped production features for an enterprise headless CMS using Next.js, React.js, Node.js, and Express.js</w:t>
       </w:r>
     </w:p>
     <w:p>
@@ -107,7 +115,7 @@
         <w:pStyle w:val="ListBullet"/>
       </w:pPr>
       <w:r>
-        <w:t>Developed server-side applications with Node.js and Express.js, implementing RESTful APIs</w:t>
+        <w:t>Developed and maintained a pluggable multi-database adapter system supporting MongoDB, PostgreSQL, MySQL, and SQLite</w:t>
       </w:r>
     </w:p>
     <w:p>
@@ -115,7 +123,7 @@
         <w:pStyle w:val="ListBullet"/>
       </w:pPr>
       <w:r>
-        <w:t>Built authentication systems using JWT and implemented flexible RBAC for multiple user roles</w:t>
+        <w:t>Implemented JWT-based authentication and flexible RBAC system across client organizations</w:t>
       </w:r>
     </w:p>
     <w:p>
@@ -123,7 +131,7 @@
         <w:pStyle w:val="ListBullet"/>
       </w:pPr>
       <w:r>
-        <w:t>Designed and maintained a pluggable multi-database adapter system supporting MongoDB, PostgreSQL, MySQL, and SQLite</w:t>
+        <w:t>Built responsive, pixel-perfect UIs with Tailwind CSS adhering to strict accessibility and SEO standards</w:t>
       </w:r>
     </w:p>
     <w:p>
@@ -136,14 +144,6 @@
     </w:p>
     <w:p>
       <w:pPr>
-        <w:pStyle w:val="ListBullet"/>
-      </w:pPr>
-      <w:r>
-        <w:t>Delivered pixel-perfect, responsive UIs with React and Tailwind CSS following strict a11y and SEO standards</w:t>
-      </w:r>
-    </w:p>
-    <w:p>
-      <w:pPr>
         <w:pStyle w:val="Heading2"/>
       </w:pPr>
       <w:r>
@@ -151,8 +151,16 @@
       </w:r>
     </w:p>
     <w:p>
+      <w:pPr>
+        <w:pStyle w:val="Heading3"/>
+      </w:pPr>
       <w:r>
-        <w:t>**Nextly** - Enterprise Headless CMS &amp; SaaS Framework</w:t>
+        <w:t>Nextly - Enterprise Headless CMS &amp; SaaS Framework</w:t>
+      </w:r>
+    </w:p>
+    <w:p>
+      <w:r>
+        <w:t>*Live Project | MERN Stack Implementation*</w:t>
       </w:r>
     </w:p>
     <w:p>
@@ -160,7 +168,7 @@
         <w:pStyle w:val="ListBullet"/>
       </w:pPr>
       <w:r>
-        <w:t>Built a TypeScript-first CMS framework using Next.js, React.js, and Node.js</w:t>
+        <w:t>Built a TypeScript-first CMS framework using Next.js, React.js, Node.js, and Express.js</w:t>
       </w:r>
     </w:p>
     <w:p>
@@ -168,7 +176,7 @@
         <w:pStyle w:val="ListBullet"/>
       </w:pPr>
       <w:r>
-        <w:t>Implemented dual-mode content workflow with code-defined models and visual builder</w:t>
+        <w:t>Implemented pluggable database adapters supporting MongoDB, PostgreSQL, MySQL, and SQLite</w:t>
       </w:r>
     </w:p>
     <w:p>
@@ -176,7 +184,7 @@
         <w:pStyle w:val="ListBullet"/>
       </w:pPr>
       <w:r>
-        <w:t>Created pluggable database adapters supporting MongoDB, PostgreSQL, MySQL, and SQLite</w:t>
+        <w:t>Created a dual-mode content workflow with code-defined models and visual builder</w:t>
       </w:r>
     </w:p>
     <w:p>
@@ -184,12 +192,7 @@
         <w:pStyle w:val="ListBullet"/>
       </w:pPr>
       <w:r>
-        <w:t>Developed containerized application with Docker and CI/CD on Vercel</w:t>
-      </w:r>
-    </w:p>
-    <w:p>
-      <w:r>
-        <w:t>**RextAI** - AI-Powered Content Intelligence Platform</w:t>
+        <w:t>Developed fully customizable admin dashboard with role-based access control</w:t>
       </w:r>
     </w:p>
     <w:p>
@@ -197,7 +200,20 @@
         <w:pStyle w:val="ListBullet"/>
       </w:pPr>
       <w:r>
-        <w:t>Developed SaaS platform using React.js, Next.js, Node.js, and Express.js</w:t>
+        <w:t>Containerized application with Docker and implemented CI/CD on Vercel</w:t>
+      </w:r>
+    </w:p>
+    <w:p>
+      <w:pPr>
+        <w:pStyle w:val="Heading3"/>
+      </w:pPr>
+      <w:r>
+        <w:t>RextAI - AI-Powered Content Intelligence Platform</w:t>
+      </w:r>
+    </w:p>
+    <w:p>
+      <w:r>
+        <w:t>*Live Project | Full-Stack Development*</w:t>
       </w:r>
     </w:p>
     <w:p>
@@ -205,7 +221,7 @@
         <w:pStyle w:val="ListBullet"/>
       </w:pPr>
       <w:r>
-        <w:t>Implemented AI-driven content generation with LangChain and OpenAI API</w:t>
+        <w:t>Developed SaaS platform using Next.js, React.js, Node.js, and Express.js</w:t>
       </w:r>
     </w:p>
     <w:p>
@@ -213,7 +229,7 @@
         <w:pStyle w:val="ListBullet"/>
       </w:pPr>
       <w:r>
-        <w:t>Created one-click CMS auto-publish with OAuth integration for WordPress, Webflow, and Ghost</w:t>
+        <w:t>Integrated AI capabilities with LangChain and OpenAI API for content generation</w:t>
       </w:r>
     </w:p>
     <w:p>
@@ -221,12 +237,7 @@
         <w:pStyle w:val="ListBullet"/>
       </w:pPr>
       <w:r>
-        <w:t>Optimized frontend performance with SSR, caching, lazy loading, and code splitting</w:t>
-      </w:r>
-    </w:p>
-    <w:p>
-      <w:r>
-        <w:t>**HireIQ** - AI-Powered Recruitment &amp; Evaluation Platform</w:t>
+        <w:t>Implemented OAuth flows for CMS auto-publishing to WordPress, Webflow, and Ghost</w:t>
       </w:r>
     </w:p>
     <w:p>
@@ -234,7 +245,28 @@
         <w:pStyle w:val="ListBullet"/>
       </w:pPr>
       <w:r>
-        <w:t>Built end-to-end recruitment platform using React.js, Next.js, Node.js, and Express.js</w:t>
+        <w:t>Optimized frontend performance with SSR, caching, and code splitting</w:t>
+      </w:r>
+    </w:p>
+    <w:p>
+      <w:pPr>
+        <w:pStyle w:val="Heading3"/>
+      </w:pPr>
+      <w:r>
+        <w:t>HireIQ - AI-Powered Recruitment &amp; Evaluation Platform</w:t>
+      </w:r>
+    </w:p>
+    <w:p>
+      <w:r>
+        <w:t>*Live Project | Full-Stack Development*</w:t>
+      </w:r>
+    </w:p>
+    <w:p>
+      <w:pPr>
+        <w:pStyle w:val="ListBullet"/>
+      </w:pPr>
+      <w:r>
+        <w:t>Built end-to-end recruitment platform using Next.js, React.js, Node.js, and Express.js</w:t>
       </w:r>
     </w:p>
     <w:p>
@@ -250,7 +282,36 @@
         <w:pStyle w:val="ListBullet"/>
       </w:pPr>
       <w:r>
-        <w:t>Developed responsive UI with React and Tailwind CSS following accessibility standards</w:t>
+        <w:t>Created responsive UI with Tailwind CSS and optimized performance</w:t>
+      </w:r>
+    </w:p>
+    <w:p>
+      <w:pPr>
+        <w:pStyle w:val="Heading3"/>
+      </w:pPr>
+      <w:r>
+        <w:t>21Century Equipment - B2B Equipment Management Platform</w:t>
+      </w:r>
+    </w:p>
+    <w:p>
+      <w:r>
+        <w:t>*Live Project | Full-Stack Development*</w:t>
+      </w:r>
+    </w:p>
+    <w:p>
+      <w:pPr>
+        <w:pStyle w:val="ListBullet"/>
+      </w:pPr>
+      <w:r>
+        <w:t>Developed equipment management platform using Next.js, React.js, and Node.js</w:t>
+      </w:r>
+    </w:p>
+    <w:p>
+      <w:pPr>
+        <w:pStyle w:val="ListBullet"/>
+      </w:pPr>
+      <w:r>
+        <w:t>Integrated Stripe API for payment processing and Google Maps API for location services</w:t>
       </w:r>
     </w:p>
     <w:p>
@@ -262,16 +323,21 @@
       </w:r>
     </w:p>
     <w:p>
+      <w:pPr>
+        <w:pStyle w:val="Heading3"/>
+      </w:pPr>
       <w:r>
-        <w:t>**Bachelor of Science in Computer Science** | University of Haripur | Aug 2020 - Aug 2024</w:t>
+        <w:t>Bachelor of Science in Computer Science</w:t>
       </w:r>
     </w:p>
     <w:p>
-      <w:pPr>
-        <w:pStyle w:val="ListBullet"/>
-      </w:pPr>
       <w:r>
-        <w:t>Haripur, Pakistan</w:t>
+        <w:t>*University of Haripur | Haripur, Pakistan*</w:t>
+      </w:r>
+    </w:p>
+    <w:p>
+      <w:r>
+        <w:t>*Aug 2020 - Aug 2024*</w:t>
       </w:r>
     </w:p>
     <w:p>
@@ -287,7 +353,15 @@
         <w:pStyle w:val="ListBullet"/>
       </w:pPr>
       <w:r>
-        <w:t>English, Urdu</w:t>
+        <w:t>English</w:t>
+      </w:r>
+    </w:p>
+    <w:p>
+      <w:pPr>
+        <w:pStyle w:val="ListBullet"/>
+      </w:pPr>
+      <w:r>
+        <w:t>Urdu</w:t>
       </w:r>
     </w:p>
     <w:sectPr>

--- a/tailored/cv_innovent_mern-full-stack-developer.docx
+++ b/tailored/cv_innovent_mern-full-stack-developer.docx
@@ -12,12 +12,12 @@
     </w:p>
     <w:p>
       <w:r>
-        <w:t>Full Stack Developer (MERN / PERN / Next.js - SaaS) | Islamabad, Pakistan</w:t>
+        <w:t xml:space="preserve">**Full Stack Developer (MERN / PERN / Next.js - SaaS)** | Islamabad, Pakistan  </w:t>
       </w:r>
     </w:p>
     <w:p>
       <w:r>
-        <w:t>📧 muzzamilhassandev@gmail.com | 📱 +923055779207 | 💼 https://www.linkedin.com/in/muzzamilhassann/ | 🌐 https://github.com/muzzamilhassan/ | 🖥️ https://muzzamilhassandev.vercel.app/</w:t>
+        <w:t>📧 muzzamilhassandev@gmail.com | 📱 +923055779207 | [LinkedIn](https://www.linkedin.com/in/muzzamilhassann/) | [GitHub](https://github.com/muzzamilhassan/) | [Portfolio](https://muzzamilhassandev.vercel.app/)</w:t>
       </w:r>
     </w:p>
     <w:p>
@@ -30,7 +30,7 @@
     </w:p>
     <w:p>
       <w:r>
-        <w:t>Full Stack Developer with expertise in the MERN stack (MongoDB, Express.js, React.js, Node.js) and TypeScript, specializing in architecting and shipping production-grade SaaS products. Proficient in building scalable REST APIs, responsive user interfaces, and full-stack applications with a focus on performance, security, and best practices.</w:t>
+        <w:t>Full Stack Developer with expertise in architecting and shipping production-grade SaaS products using the MERN stack (MongoDB, Express.js, React.js, Node.js). Proficient in building scalable REST APIs, pixel-perfect UIs, and cross-database architectures. Strong experience with TypeScript, Next.js, and modern JavaScript frameworks. Built multiple SaaS platforms from the ground up with a focus on performance, security, and user experience.</w:t>
       </w:r>
     </w:p>
     <w:p>
@@ -46,7 +46,7 @@
         <w:pStyle w:val="ListBullet"/>
       </w:pPr>
       <w:r>
-        <w:t>**Frontend**: React.js, Next.js, HTML5, CSS3, JavaScript (ES6+), TypeScript, Redux Toolkit, TanStack Query, Tailwind CSS</w:t>
+        <w:t>**Frontend**: React.js, Next.js, Redux Toolkit, TanStack Query, Tailwind CSS</w:t>
       </w:r>
     </w:p>
     <w:p>
@@ -54,7 +54,7 @@
         <w:pStyle w:val="ListBullet"/>
       </w:pPr>
       <w:r>
-        <w:t>**Backend**: Node.js, Express.js, NestJS, REST API Design, JWT/OAuth2 Authentication, RBAC</w:t>
+        <w:t>**Backend**: Node.js, Express.js, NestJS, REST API Design</w:t>
       </w:r>
     </w:p>
     <w:p>
@@ -62,7 +62,7 @@
         <w:pStyle w:val="ListBullet"/>
       </w:pPr>
       <w:r>
-        <w:t>**Databases**: MongoDB, PostgreSQL, MySQL, SQLite, Drizzle ORM, Firebase, Supabase</w:t>
+        <w:t>**Databases**: MongoDB, PostgreSQL, MySQL, SQLite, Firebase, Supabase</w:t>
       </w:r>
     </w:p>
     <w:p>
@@ -70,7 +70,7 @@
         <w:pStyle w:val="ListBullet"/>
       </w:pPr>
       <w:r>
-        <w:t>**Development Tools**: Git, GitHub, Docker, Vercel, AWS Amplify, GitHub Actions</w:t>
+        <w:t>**Authentication**: JWT / OAuth2 Authentication, RBAC</w:t>
       </w:r>
     </w:p>
     <w:p>
@@ -78,7 +78,23 @@
         <w:pStyle w:val="ListBullet"/>
       </w:pPr>
       <w:r>
-        <w:t>**Additional**: Web application security best practices, Agile methodologies, Component architecture, Performance Optimization</w:t>
+        <w:t>**AI Integration**: LangChain, LangGraph, OpenAI API</w:t>
+      </w:r>
+    </w:p>
+    <w:p>
+      <w:pPr>
+        <w:pStyle w:val="ListBullet"/>
+      </w:pPr>
+      <w:r>
+        <w:t>**DevOps &amp; Cloud**: Vercel, Docker, GitHub Actions, AWS Amplify</w:t>
+      </w:r>
+    </w:p>
+    <w:p>
+      <w:pPr>
+        <w:pStyle w:val="ListBullet"/>
+      </w:pPr>
+      <w:r>
+        <w:t>**Tools**: Git, GitHub, Figma, JIRA, Stripe API</w:t>
       </w:r>
     </w:p>
     <w:p>
@@ -90,16 +106,8 @@
       </w:r>
     </w:p>
     <w:p>
-      <w:pPr>
-        <w:pStyle w:val="Heading3"/>
-      </w:pPr>
       <w:r>
-        <w:t>Full Stack Developer | Revnix (fmr. Revnix Technologies)</w:t>
-      </w:r>
-    </w:p>
-    <w:p>
-      <w:r>
-        <w:t>*Jan 2025 - Present | Islamabad, Pakistan*</w:t>
+        <w:t>**Full Stack Developer** | Revnix (Jan 2025 - Present)</w:t>
       </w:r>
     </w:p>
     <w:p>
@@ -107,7 +115,7 @@
         <w:pStyle w:val="ListBullet"/>
       </w:pPr>
       <w:r>
-        <w:t>Architected and shipped production features for an enterprise headless CMS using Next.js, React.js, Node.js, and Express.js</w:t>
+        <w:t>Architected and shipped production features for an enterprise headless CMS using Next.js, TypeScript, and TanStack Query</w:t>
       </w:r>
     </w:p>
     <w:p>
@@ -115,7 +123,7 @@
         <w:pStyle w:val="ListBullet"/>
       </w:pPr>
       <w:r>
-        <w:t>Developed and maintained a pluggable multi-database adapter system supporting MongoDB, PostgreSQL, MySQL, and SQLite</w:t>
+        <w:t>Owned the full authentication and access control layer with JWT-based auth and RBAC system</w:t>
       </w:r>
     </w:p>
     <w:p>
@@ -123,7 +131,7 @@
         <w:pStyle w:val="ListBullet"/>
       </w:pPr>
       <w:r>
-        <w:t>Implemented JWT-based authentication and flexible RBAC system across client organizations</w:t>
+        <w:t>Designed and maintained a pluggable multi-database adapter system supporting MongoDB, PostgreSQL, MySQL, and SQLite</w:t>
       </w:r>
     </w:p>
     <w:p>
@@ -131,7 +139,7 @@
         <w:pStyle w:val="ListBullet"/>
       </w:pPr>
       <w:r>
-        <w:t>Built responsive, pixel-perfect UIs with Tailwind CSS adhering to strict accessibility and SEO standards</w:t>
+        <w:t>Built responsive UIs with Tailwind CSS, adhering to strict a11y and SEO standards</w:t>
       </w:r>
     </w:p>
     <w:p>
@@ -139,7 +147,7 @@
         <w:pStyle w:val="ListBullet"/>
       </w:pPr>
       <w:r>
-        <w:t>Optimized application performance through SSR, caching, lazy loading, and code splitting techniques</w:t>
+        <w:t>Optimized application performance through SSR, caching, lazy loading, and code splitting</w:t>
       </w:r>
     </w:p>
     <w:p>
@@ -151,16 +159,8 @@
       </w:r>
     </w:p>
     <w:p>
-      <w:pPr>
-        <w:pStyle w:val="Heading3"/>
-      </w:pPr>
       <w:r>
-        <w:t>Nextly - Enterprise Headless CMS &amp; SaaS Framework</w:t>
-      </w:r>
-    </w:p>
-    <w:p>
-      <w:r>
-        <w:t>*Live Project | MERN Stack Implementation*</w:t>
+        <w:t>**Nextly - Enterprise Headless CMS &amp; SaaS Framework (Live)**</w:t>
       </w:r>
     </w:p>
     <w:p>
@@ -168,7 +168,7 @@
         <w:pStyle w:val="ListBullet"/>
       </w:pPr>
       <w:r>
-        <w:t>Built a TypeScript-first CMS framework using Next.js, React.js, Node.js, and Express.js</w:t>
+        <w:t>Built a TypeScript-first CMS framework using Next.js, React, and Node.js</w:t>
       </w:r>
     </w:p>
     <w:p>
@@ -176,7 +176,7 @@
         <w:pStyle w:val="ListBullet"/>
       </w:pPr>
       <w:r>
-        <w:t>Implemented pluggable database adapters supporting MongoDB, PostgreSQL, MySQL, and SQLite</w:t>
+        <w:t>Implemented dual-mode content workflow with code-defined models and visual builder</w:t>
       </w:r>
     </w:p>
     <w:p>
@@ -184,7 +184,7 @@
         <w:pStyle w:val="ListBullet"/>
       </w:pPr>
       <w:r>
-        <w:t>Created a dual-mode content workflow with code-defined models and visual builder</w:t>
+        <w:t>Created RBAC system with permissions for team content access</w:t>
       </w:r>
     </w:p>
     <w:p>
@@ -192,7 +192,7 @@
         <w:pStyle w:val="ListBullet"/>
       </w:pPr>
       <w:r>
-        <w:t>Developed fully customizable admin dashboard with role-based access control</w:t>
+        <w:t>Developed pluggable database adapters for MongoDB, PostgreSQL, MySQL, and SQLite</w:t>
       </w:r>
     </w:p>
     <w:p>
@@ -200,20 +200,12 @@
         <w:pStyle w:val="ListBullet"/>
       </w:pPr>
       <w:r>
-        <w:t>Containerized application with Docker and implemented CI/CD on Vercel</w:t>
-      </w:r>
-    </w:p>
-    <w:p>
-      <w:pPr>
-        <w:pStyle w:val="Heading3"/>
-      </w:pPr>
-      <w:r>
-        <w:t>RextAI - AI-Powered Content Intelligence Platform</w:t>
+        <w:t>Integrated S3, Vercel Blob, and UploadThing storage adapters</w:t>
       </w:r>
     </w:p>
     <w:p>
       <w:r>
-        <w:t>*Live Project | Full-Stack Development*</w:t>
+        <w:t>**RextAI - AI-Powered Content Intelligence Platform (Live)**</w:t>
       </w:r>
     </w:p>
     <w:p>
@@ -221,7 +213,7 @@
         <w:pStyle w:val="ListBullet"/>
       </w:pPr>
       <w:r>
-        <w:t>Developed SaaS platform using Next.js, React.js, Node.js, and Express.js</w:t>
+        <w:t>Developed SaaS platform for AI-driven content generation and workflow automation</w:t>
       </w:r>
     </w:p>
     <w:p>
@@ -229,7 +221,7 @@
         <w:pStyle w:val="ListBullet"/>
       </w:pPr>
       <w:r>
-        <w:t>Integrated AI capabilities with LangChain and OpenAI API for content generation</w:t>
+        <w:t>Built AI article generation editor with keyword input and E-E-A-T optimization</w:t>
       </w:r>
     </w:p>
     <w:p>
@@ -237,7 +229,7 @@
         <w:pStyle w:val="ListBullet"/>
       </w:pPr>
       <w:r>
-        <w:t>Implemented OAuth flows for CMS auto-publishing to WordPress, Webflow, and Ghost</w:t>
+        <w:t>Implemented one-click CMS auto-publish with WordPress, Webflow, and Ghost APIs</w:t>
       </w:r>
     </w:p>
     <w:p>
@@ -249,16 +241,8 @@
       </w:r>
     </w:p>
     <w:p>
-      <w:pPr>
-        <w:pStyle w:val="Heading3"/>
-      </w:pPr>
       <w:r>
-        <w:t>HireIQ - AI-Powered Recruitment &amp; Evaluation Platform</w:t>
-      </w:r>
-    </w:p>
-    <w:p>
-      <w:r>
-        <w:t>*Live Project | Full-Stack Development*</w:t>
+        <w:t>**HireIQ - AI-Powered Recruitment &amp; Evaluation Platform (Live)**</w:t>
       </w:r>
     </w:p>
     <w:p>
@@ -266,7 +250,7 @@
         <w:pStyle w:val="ListBullet"/>
       </w:pPr>
       <w:r>
-        <w:t>Built end-to-end recruitment platform using Next.js, React.js, Node.js, and Express.js</w:t>
+        <w:t>Created AI-assisted recruitment and candidate evaluation platform</w:t>
       </w:r>
     </w:p>
     <w:p>
@@ -274,7 +258,12 @@
         <w:pStyle w:val="ListBullet"/>
       </w:pPr>
       <w:r>
-        <w:t>Implemented AI-assisted candidate evaluation with LangChain and OpenAI API</w:t>
+        <w:t>Integrated LangChain and OpenAI API for intelligent candidate assessment</w:t>
+      </w:r>
+    </w:p>
+    <w:p>
+      <w:r>
+        <w:t>**21Century Equipment &amp; 4Rivers Equipment - E-Commerce Platforms (Live)**</w:t>
       </w:r>
     </w:p>
     <w:p>
@@ -282,20 +271,7 @@
         <w:pStyle w:val="ListBullet"/>
       </w:pPr>
       <w:r>
-        <w:t>Created responsive UI with Tailwind CSS and optimized performance</w:t>
-      </w:r>
-    </w:p>
-    <w:p>
-      <w:pPr>
-        <w:pStyle w:val="Heading3"/>
-      </w:pPr>
-      <w:r>
-        <w:t>21Century Equipment - B2B Equipment Management Platform</w:t>
-      </w:r>
-    </w:p>
-    <w:p>
-      <w:r>
-        <w:t>*Live Project | Full-Stack Development*</w:t>
+        <w:t>Developed B2B equipment management and enterprise e-commerce platforms</w:t>
       </w:r>
     </w:p>
     <w:p>
@@ -303,15 +279,7 @@
         <w:pStyle w:val="ListBullet"/>
       </w:pPr>
       <w:r>
-        <w:t>Developed equipment management platform using Next.js, React.js, and Node.js</w:t>
-      </w:r>
-    </w:p>
-    <w:p>
-      <w:pPr>
-        <w:pStyle w:val="ListBullet"/>
-      </w:pPr>
-      <w:r>
-        <w:t>Integrated Stripe API for payment processing and Google Maps API for location services</w:t>
+        <w:t>Implemented Stripe payment integration and Google Maps API functionality</w:t>
       </w:r>
     </w:p>
     <w:p>
@@ -323,21 +291,8 @@
       </w:r>
     </w:p>
     <w:p>
-      <w:pPr>
-        <w:pStyle w:val="Heading3"/>
-      </w:pPr>
       <w:r>
-        <w:t>Bachelor of Science in Computer Science</w:t>
-      </w:r>
-    </w:p>
-    <w:p>
-      <w:r>
-        <w:t>*University of Haripur | Haripur, Pakistan*</w:t>
-      </w:r>
-    </w:p>
-    <w:p>
-      <w:r>
-        <w:t>*Aug 2020 - Aug 2024*</w:t>
+        <w:t>**BS in Computer Science** | University of Haripur (Aug 2020 - Aug 2024)</w:t>
       </w:r>
     </w:p>
     <w:p>
@@ -349,19 +304,8 @@
       </w:r>
     </w:p>
     <w:p>
-      <w:pPr>
-        <w:pStyle w:val="ListBullet"/>
-      </w:pPr>
       <w:r>
-        <w:t>English</w:t>
-      </w:r>
-    </w:p>
-    <w:p>
-      <w:pPr>
-        <w:pStyle w:val="ListBullet"/>
-      </w:pPr>
-      <w:r>
-        <w:t>Urdu</w:t>
+        <w:t>English, Urdu</w:t>
       </w:r>
     </w:p>
     <w:sectPr>

--- a/tailored/cv_innovent_mern-full-stack-developer.docx
+++ b/tailored/cv_innovent_mern-full-stack-developer.docx
@@ -12,12 +12,17 @@
     </w:p>
     <w:p>
       <w:r>
-        <w:t xml:space="preserve">**Full Stack Developer (MERN / PERN / Next.js - SaaS)** | Islamabad, Pakistan  </w:t>
+        <w:t xml:space="preserve">**Full Stack Developer (MERN / PERN / Next.js - SaaS)**  </w:t>
       </w:r>
     </w:p>
     <w:p>
       <w:r>
-        <w:t>📧 muzzamilhassandev@gmail.com | 📱 +923055779207 | [LinkedIn](https://www.linkedin.com/in/muzzamilhassann/) | [GitHub](https://github.com/muzzamilhassan/) | [Portfolio](https://muzzamilhassandev.vercel.app/)</w:t>
+        <w:t xml:space="preserve">Islamabad, Pakistan | muzzamilhassandev@gmail.com | +923055779207  </w:t>
+      </w:r>
+    </w:p>
+    <w:p>
+      <w:r>
+        <w:t>LinkedIn: https://www.linkedin.com/in/muzzamilhassann/ | GitHub: https://github.com/muzzamilhassan/ | Portfolio: https://muzzamilhassandev.vercel.app/</w:t>
       </w:r>
     </w:p>
     <w:p>
@@ -30,7 +35,7 @@
     </w:p>
     <w:p>
       <w:r>
-        <w:t>Full Stack Developer with expertise in architecting and shipping production-grade SaaS products using the MERN stack (MongoDB, Express.js, React.js, Node.js). Proficient in building scalable REST APIs, pixel-perfect UIs, and cross-database architectures. Strong experience with TypeScript, Next.js, and modern JavaScript frameworks. Built multiple SaaS platforms from the ground up with a focus on performance, security, and user experience.</w:t>
+        <w:t>Full Stack Developer with expertise in the MERN stack, specializing in architecting and shipping production-grade SaaS products end-to-end. Proficient in MongoDB, Express.js, React.js, and Node.js, with additional experience in TypeScript, Next.js, and various database technologies. Demonstrated ability to build scalable REST APIs, implement robust authentication systems, and deliver pixel-perfect responsive UIs with performance optimization.</w:t>
       </w:r>
     </w:p>
     <w:p>
@@ -46,7 +51,7 @@
         <w:pStyle w:val="ListBullet"/>
       </w:pPr>
       <w:r>
-        <w:t>**Frontend**: React.js, Next.js, Redux Toolkit, TanStack Query, Tailwind CSS</w:t>
+        <w:t>**Frontend**: React.js, Next.js, HTML5, CSS3, JavaScript (ES6+), TypeScript, Tailwind CSS</w:t>
       </w:r>
     </w:p>
     <w:p>
@@ -54,7 +59,7 @@
         <w:pStyle w:val="ListBullet"/>
       </w:pPr>
       <w:r>
-        <w:t>**Backend**: Node.js, Express.js, NestJS, REST API Design</w:t>
+        <w:t>**Backend**: Node.js, Express.js, REST API Design, JWT/OAuth2 Authentication, RBAC</w:t>
       </w:r>
     </w:p>
     <w:p>
@@ -62,7 +67,7 @@
         <w:pStyle w:val="ListBullet"/>
       </w:pPr>
       <w:r>
-        <w:t>**Databases**: MongoDB, PostgreSQL, MySQL, SQLite, Firebase, Supabase</w:t>
+        <w:t>**Databases**: MongoDB, PostgreSQL, MySQL, SQLite, Drizzle ORM, Firebase, Supabase</w:t>
       </w:r>
     </w:p>
     <w:p>
@@ -70,7 +75,7 @@
         <w:pStyle w:val="ListBullet"/>
       </w:pPr>
       <w:r>
-        <w:t>**Authentication**: JWT / OAuth2 Authentication, RBAC</w:t>
+        <w:t>**Development Tools**: Git, GitHub, Docker, Vercel, AWS Amplify, GitHub Actions</w:t>
       </w:r>
     </w:p>
     <w:p>
@@ -78,23 +83,7 @@
         <w:pStyle w:val="ListBullet"/>
       </w:pPr>
       <w:r>
-        <w:t>**AI Integration**: LangChain, LangGraph, OpenAI API</w:t>
-      </w:r>
-    </w:p>
-    <w:p>
-      <w:pPr>
-        <w:pStyle w:val="ListBullet"/>
-      </w:pPr>
-      <w:r>
-        <w:t>**DevOps &amp; Cloud**: Vercel, Docker, GitHub Actions, AWS Amplify</w:t>
-      </w:r>
-    </w:p>
-    <w:p>
-      <w:pPr>
-        <w:pStyle w:val="ListBullet"/>
-      </w:pPr>
-      <w:r>
-        <w:t>**Tools**: Git, GitHub, Figma, JIRA, Stripe API</w:t>
+        <w:t>**Additional**: Component architecture, Performance Optimization, SEO, a11y</w:t>
       </w:r>
     </w:p>
     <w:p>
@@ -107,7 +96,7 @@
     </w:p>
     <w:p>
       <w:r>
-        <w:t>**Full Stack Developer** | Revnix (Jan 2025 - Present)</w:t>
+        <w:t xml:space="preserve">**Full Stack Developer** | Revnix (fmr. Revnix Technologies) | Jan 2025 - Present  </w:t>
       </w:r>
     </w:p>
     <w:p>
@@ -123,7 +112,7 @@
         <w:pStyle w:val="ListBullet"/>
       </w:pPr>
       <w:r>
-        <w:t>Owned the full authentication and access control layer with JWT-based auth and RBAC system</w:t>
+        <w:t>Owned the full authentication and access control layer: JWT-based auth and a flexible RBAC system</w:t>
       </w:r>
     </w:p>
     <w:p>
@@ -139,7 +128,7 @@
         <w:pStyle w:val="ListBullet"/>
       </w:pPr>
       <w:r>
-        <w:t>Built responsive UIs with Tailwind CSS, adhering to strict a11y and SEO standards</w:t>
+        <w:t>Built RESTful APIs for seamless frontend-backend communication</w:t>
       </w:r>
     </w:p>
     <w:p>
@@ -152,134 +141,10 @@
     </w:p>
     <w:p>
       <w:pPr>
-        <w:pStyle w:val="Heading2"/>
-      </w:pPr>
-      <w:r>
-        <w:t>PROJECTS</w:t>
-      </w:r>
-    </w:p>
-    <w:p>
-      <w:r>
-        <w:t>**Nextly - Enterprise Headless CMS &amp; SaaS Framework (Live)**</w:t>
-      </w:r>
-    </w:p>
-    <w:p>
-      <w:pPr>
         <w:pStyle w:val="ListBullet"/>
       </w:pPr>
       <w:r>
-        <w:t>Built a TypeScript-first CMS framework using Next.js, React, and Node.js</w:t>
-      </w:r>
-    </w:p>
-    <w:p>
-      <w:pPr>
-        <w:pStyle w:val="ListBullet"/>
-      </w:pPr>
-      <w:r>
-        <w:t>Implemented dual-mode content workflow with code-defined models and visual builder</w:t>
-      </w:r>
-    </w:p>
-    <w:p>
-      <w:pPr>
-        <w:pStyle w:val="ListBullet"/>
-      </w:pPr>
-      <w:r>
-        <w:t>Created RBAC system with permissions for team content access</w:t>
-      </w:r>
-    </w:p>
-    <w:p>
-      <w:pPr>
-        <w:pStyle w:val="ListBullet"/>
-      </w:pPr>
-      <w:r>
-        <w:t>Developed pluggable database adapters for MongoDB, PostgreSQL, MySQL, and SQLite</w:t>
-      </w:r>
-    </w:p>
-    <w:p>
-      <w:pPr>
-        <w:pStyle w:val="ListBullet"/>
-      </w:pPr>
-      <w:r>
-        <w:t>Integrated S3, Vercel Blob, and UploadThing storage adapters</w:t>
-      </w:r>
-    </w:p>
-    <w:p>
-      <w:r>
-        <w:t>**RextAI - AI-Powered Content Intelligence Platform (Live)**</w:t>
-      </w:r>
-    </w:p>
-    <w:p>
-      <w:pPr>
-        <w:pStyle w:val="ListBullet"/>
-      </w:pPr>
-      <w:r>
-        <w:t>Developed SaaS platform for AI-driven content generation and workflow automation</w:t>
-      </w:r>
-    </w:p>
-    <w:p>
-      <w:pPr>
-        <w:pStyle w:val="ListBullet"/>
-      </w:pPr>
-      <w:r>
-        <w:t>Built AI article generation editor with keyword input and E-E-A-T optimization</w:t>
-      </w:r>
-    </w:p>
-    <w:p>
-      <w:pPr>
-        <w:pStyle w:val="ListBullet"/>
-      </w:pPr>
-      <w:r>
-        <w:t>Implemented one-click CMS auto-publish with WordPress, Webflow, and Ghost APIs</w:t>
-      </w:r>
-    </w:p>
-    <w:p>
-      <w:pPr>
-        <w:pStyle w:val="ListBullet"/>
-      </w:pPr>
-      <w:r>
-        <w:t>Optimized frontend performance with SSR, caching, and code splitting</w:t>
-      </w:r>
-    </w:p>
-    <w:p>
-      <w:r>
-        <w:t>**HireIQ - AI-Powered Recruitment &amp; Evaluation Platform (Live)**</w:t>
-      </w:r>
-    </w:p>
-    <w:p>
-      <w:pPr>
-        <w:pStyle w:val="ListBullet"/>
-      </w:pPr>
-      <w:r>
-        <w:t>Created AI-assisted recruitment and candidate evaluation platform</w:t>
-      </w:r>
-    </w:p>
-    <w:p>
-      <w:pPr>
-        <w:pStyle w:val="ListBullet"/>
-      </w:pPr>
-      <w:r>
-        <w:t>Integrated LangChain and OpenAI API for intelligent candidate assessment</w:t>
-      </w:r>
-    </w:p>
-    <w:p>
-      <w:r>
-        <w:t>**21Century Equipment &amp; 4Rivers Equipment - E-Commerce Platforms (Live)**</w:t>
-      </w:r>
-    </w:p>
-    <w:p>
-      <w:pPr>
-        <w:pStyle w:val="ListBullet"/>
-      </w:pPr>
-      <w:r>
-        <w:t>Developed B2B equipment management and enterprise e-commerce platforms</w:t>
-      </w:r>
-    </w:p>
-    <w:p>
-      <w:pPr>
-        <w:pStyle w:val="ListBullet"/>
-      </w:pPr>
-      <w:r>
-        <w:t>Implemented Stripe payment integration and Google Maps API functionality</w:t>
+        <w:t>Delivered pixel-perfect, responsive UIs with strict a11y and SEO standards</w:t>
       </w:r>
     </w:p>
     <w:p>
@@ -292,7 +157,107 @@
     </w:p>
     <w:p>
       <w:r>
-        <w:t>**BS in Computer Science** | University of Haripur (Aug 2020 - Aug 2024)</w:t>
+        <w:t xml:space="preserve">**BS in Computer Science** | University of Haripur | Aug 2020 - Aug 2024  </w:t>
+      </w:r>
+    </w:p>
+    <w:p>
+      <w:r>
+        <w:t>Haripur, Pakistan</w:t>
+      </w:r>
+    </w:p>
+    <w:p>
+      <w:pPr>
+        <w:pStyle w:val="Heading2"/>
+      </w:pPr>
+      <w:r>
+        <w:t>KEY PROJECTS</w:t>
+      </w:r>
+    </w:p>
+    <w:p>
+      <w:r>
+        <w:t xml:space="preserve">**Nextly** - Enterprise Headless CMS &amp; SaaS Framework  </w:t>
+      </w:r>
+    </w:p>
+    <w:p>
+      <w:pPr>
+        <w:pStyle w:val="ListBullet"/>
+      </w:pPr>
+      <w:r>
+        <w:t>Built with Next.js, React.js, Node.js, and MongoDB</w:t>
+      </w:r>
+    </w:p>
+    <w:p>
+      <w:pPr>
+        <w:pStyle w:val="ListBullet"/>
+      </w:pPr>
+      <w:r>
+        <w:t>Features pluggable database adapters including MongoDB, PostgreSQL, MySQL, and SQLite</w:t>
+      </w:r>
+    </w:p>
+    <w:p>
+      <w:pPr>
+        <w:pStyle w:val="ListBullet"/>
+      </w:pPr>
+      <w:r>
+        <w:t>Implements JWT authentication and RBAC system for multi-tenant environments</w:t>
+      </w:r>
+    </w:p>
+    <w:p>
+      <w:pPr>
+        <w:pStyle w:val="ListBullet"/>
+      </w:pPr>
+      <w:r>
+        <w:t>Optimized with SSR, caching, lazy loading, and code splitting</w:t>
+      </w:r>
+    </w:p>
+    <w:p>
+      <w:r>
+        <w:t xml:space="preserve">**RextAI** - AI-Powered Content Intelligence Platform  </w:t>
+      </w:r>
+    </w:p>
+    <w:p>
+      <w:pPr>
+        <w:pStyle w:val="ListBullet"/>
+      </w:pPr>
+      <w:r>
+        <w:t>Developed with React.js, Node.js, and MongoDB</w:t>
+      </w:r>
+    </w:p>
+    <w:p>
+      <w:pPr>
+        <w:pStyle w:val="ListBullet"/>
+      </w:pPr>
+      <w:r>
+        <w:t>Built RESTful APIs for content management and third-party integrations</w:t>
+      </w:r>
+    </w:p>
+    <w:p>
+      <w:pPr>
+        <w:pStyle w:val="ListBullet"/>
+      </w:pPr>
+      <w:r>
+        <w:t>Implemented authentication and authorization systems</w:t>
+      </w:r>
+    </w:p>
+    <w:p>
+      <w:r>
+        <w:t xml:space="preserve">**HireIQ** - AI-Powered Recruitment &amp; Evaluation Platform  </w:t>
+      </w:r>
+    </w:p>
+    <w:p>
+      <w:pPr>
+        <w:pStyle w:val="ListBullet"/>
+      </w:pPr>
+      <w:r>
+        <w:t>Full-stack application using React.js, Node.js, and MongoDB</w:t>
+      </w:r>
+    </w:p>
+    <w:p>
+      <w:pPr>
+        <w:pStyle w:val="ListBullet"/>
+      </w:pPr>
+      <w:r>
+        <w:t>Created RESTful APIs for candidate management and evaluation workflows</w:t>
       </w:r>
     </w:p>
     <w:p>
